--- a/중국어_대화문/3부_docx/3부_06화_배_위의_입안.docx
+++ b/중국어_대화문/3부_docx/3부_06화_배_위의_입안.docx
@@ -18,7 +18,7 @@
         <w:t>등장인물:</w:t>
       </w:r>
       <w:r>
-        <w:t xml:space="preserve"> 쑤민 苏敏(30세, 明灯法律援助中心 변호사) / 선즈위안 沈知远(29세, 같은 센터 변호사) / 리위퉁 李雨彤(22세, 센터 자원활동가, 2016년 6월 졸업 예정) / 메이뤄란 梅若兰(60대 후반, 退休 律师协会 서기, 센터 고문) / 옌하이성 严海生(65세, 전직 어부·선박 수리공, 柳坪乡 이주민 대표, 호칭 严老汉) / 추슈전 邱秀珍(58세, 柳坪乡 이주민 대표 가운데 한 명, 严老汉 일행) / 장 법관 庄静(46세, 北原省 高级人民法院 民事庭 부장판사, 이날은 '법관 접대일' 당번) / 가오밍저 高明哲(29세, 北原正衡律师事务所 변호사, 水投 측 대리인) / 펑 서기원 小彭(25세, 省 高级人民法院 立案庭 서기원, 3번 창구) / 법원 경비 门卫(50대) / 严老汉 일행 柳坪乡 이주민 열두 명(그중 대사 있는 사람은 严老汉·邱秀珍)</w:t>
+        <w:t xml:space="preserve"> 쑤민 苏敏(30세, 明灯法律援助中心 변호사) / 선즈위안 沈知远(29세, 같은 센터 변호사) / 리위퉁 李雨彤(22세, 센터 자원활동가, 2016년 6월 졸업 예정) / 메이뤄란 梅若兰(60대 후반, 退休 律师协会 서기, 센터 고문) / 옌하이성 严海生(65세, 전직 어부·선박 수리공, 柳坪乡 이주민 대표, 호칭 严老汉) / 치우슈전 邱秀珍(58세, 柳坪乡 이주민 대표 가운데 한 명, 严老汉 일행) / 좡 법관 庄静(46세, 北原省 高级人民法院 民事庭 부장판사, 이날은 '법관 접견일' 당번) / 가오밍저 高明哲(29세, 北原正衡律师事务所 변호사, 水投 측 대리인) / 펑 서기원 小彭(25세, 省 高级人民法院 立案庭 서기원, 3번 창구) / 법원 경비 门卫(50대) / 严老汉 일행 柳坪乡 이주민 열두 명(그중 대사 있는 사람은 严老汉·邱秀珍)</w:t>
       </w:r>
     </w:p>
     <w:p>
@@ -29,7 +29,7 @@
         <w:t>배경:</w:t>
       </w:r>
       <w:r>
-        <w:t xml:space="preserve"> 2016년 5월 15일(일) 밤부터 5월 20일(금)까지. 2015년부터 시행된 '입안등록제'는 소장이 오면 그 자리에서 등록하거나, 안 받을 때는 이유를 서면으로 알려 주는 제도다. 明灯센터는 일곱 개 현 이주민 3천여 명의 위임장을 상자에 담아 北原省 高级人民法院에 공동소송(대표인 소송)을 낸다. 严老汉 일행 열두 명은 낚싯배 모양 현수막도 구호도 없이, 접이식 의자 하나씩만 들고 새벽부터 조용히 줄을 선다. 창구는 '돌아가서 통지를 기다리라'고 하고, 서면 통지서는 '시스템에 그런 항목이 없다'고 한다. 그날 오후 접대일 당번이던 庄静 법관이 처음으로 이 줄을 본다. 이어지는 사흘 동안 보정(补正) 서류를 채우고, 금요일에 마침내 '등록 입안'의 도장이 찍힌다. 严老汉은 말한다. 배도 등록을 해야 물에 내린다고.</w:t>
+        <w:t xml:space="preserve"> 2016년 5월 15일(일) 밤부터 5월 20일(금)까지. 2015년부터 시행된 '입안등록제'는 소장이 오면 그 자리에서 등록하거나, 안 받을 때는 이유를 서면으로 알려 주는 제도다. 明灯 센터는 일곱 개 현 이주민 3천여 명의 위임장을 상자에 담아 北原省 高级人民法院에 공동소송(대표자 소송)을 낸다. 严老汉 일행 열두 명은 낚싯배 모양 현수막도 구호도 없이, 접이식 의자 하나씩만 들고 새벽부터 조용히 줄을 선다. 창구는 '돌아가서 통지를 기다리라'고 하고, 서면 통지서는 '시스템에 그런 항목이 없다'고 한다. 그날 오후 접대일 당번이던 庄静 법관이 처음으로 이 줄을 본다. 이어지는 사흘 동안 보정(补正) 서류를 채우고, 금요일에 마침내 '등록 입안'의 도장이 찍힌다. 严老汉은 말한다. 배도 등록을 해야 물에 내린다고.</w:t>
       </w:r>
     </w:p>
     <w:p>
@@ -130,7 +130,7 @@
         <w:t>苏敏:</w:t>
       </w:r>
       <w:r>
-        <w:t xml:space="preserve"> 我也心里没底。三千多个人的案子，七个县，一个水投，一个省高院。窗口的小姑娘一看这个数字，第一反应肯定是：这不是我能收的。</w:t>
+        <w:t xml:space="preserve"> 我也心里没底。三千多个人的案子，七个县，一个水投，一个省高院。窗口的书记员一看这个数字，第一反应肯定是：这不是我能收的。</w:t>
       </w:r>
     </w:p>
     <w:p>
@@ -324,7 +324,7 @@
         <w:t>苏敏:</w:t>
       </w:r>
       <w:r>
-        <w:t xml:space="preserve"> 我们怕您几位等着。(把一个暖水瓶放到地上) 先喝杯茶，再说事。这是刚灌的，还烫。</w:t>
+        <w:t xml:space="preserve"> 我们怕您几位等久了。(把一个暖水瓶放到地上) 先喝杯茶，再说事。这是刚灌的，还烫。</w:t>
       </w:r>
     </w:p>
     <w:p>
@@ -335,7 +335,7 @@
         <w:t>严老汉:</w:t>
       </w:r>
       <w:r>
-        <w:t xml:space="preserve"> (看了看他身后的十一个人) 都来，都喝。(他先不动手，让邱秀珍先接过去) 秀珍，你先。</w:t>
+        <w:t xml:space="preserve"> (看了看身后的十一个人) 都来，都喝。(他先不动手，让邱秀珍先接过去) 秀珍，你先。</w:t>
       </w:r>
     </w:p>
     <w:p>
@@ -982,7 +982,7 @@
         <w:pStyle w:val="Heading2"/>
       </w:pPr>
       <w:r>
-        <w:t>장면 5 — 같은 날 오후 2시, 立案大厅 — 접대일</w:t>
+        <w:t>장면 5 — 같은 날 오후 2시, 立案大厅 — 접견일</w:t>
       </w:r>
     </w:p>
     <w:p>
@@ -1499,7 +1499,7 @@
     </w:p>
     <w:p>
       <w:r>
-        <w:t>(晚上九点。严老汉一行住在高院后街一家叫“兴旺”的小旅馆，一间八张床的通铺，每人四十块。苏敏和沈知远送他们回来后，没有马上走。严老汉说睡不着，要去河边坐一会儿。三个人沿着旅馆后面的石阶走下去，南河堤上有几个夜钓的人，浮漂的小红灯在水面上一点一点地亮。)</w:t>
+        <w:t>(晚上九点。严老汉一行住在高院后街一家叫“兴旺”的小旅馆，两间通铺，每人四十块。苏敏和沈知远送他们回来后，没有马上走。严老汉说睡不着，要去河边坐一会儿。三个人沿着旅馆后面的石阶走下去，南河堤上有几个夜钓的人，浮漂的小红灯在水面上一点一点地亮。)</w:t>
       </w:r>
     </w:p>
     <w:p>
@@ -1712,7 +1712,7 @@
         <w:t>严老汉:</w:t>
       </w:r>
       <w:r>
-        <w:t xml:space="preserve"> (握紧手心，慢慢放回裤袋) 丢不了。(穿上鞋，扶着石阶站起来) 回去睡了。明天还有七个县的村长要问。</w:t>
+        <w:t xml:space="preserve"> (握紧手心，慢慢放回裤袋) 丢不了。(穿上鞋，扶着石阶站起来) 回去睡了。明天还有两个县的村长要问。</w:t>
       </w:r>
     </w:p>
     <w:p>

--- a/중국어_대화문/3부_docx/3부_06화_배_위의_입안.docx
+++ b/중국어_대화문/3부_docx/3부_06화_배_위의_입안.docx
@@ -379,7 +379,7 @@
         <w:t>李雨彤:</w:t>
       </w:r>
       <w:r>
-        <w:t xml:space="preserve"> 严爷爷，那时候您多大？</w:t>
+        <w:t xml:space="preserve"> 严大爷，那时候您多大？</w:t>
       </w:r>
     </w:p>
     <w:p>
@@ -766,7 +766,7 @@
         <w:t>李雨彤:</w:t>
       </w:r>
       <w:r>
-        <w:t xml:space="preserve"> 严爷爷，邱奶奶，馒头来了！热的！</w:t>
+        <w:t xml:space="preserve"> 严大爷，邱奶奶，馒头来了！热的！</w:t>
       </w:r>
     </w:p>
     <w:p>
@@ -903,7 +903,7 @@
         <w:t>严老汉:</w:t>
       </w:r>
       <w:r>
-        <w:t xml:space="preserve"> (慢慢嚼着咸萝卜，看着台阶下面一条细细的积水沟) 小沈，我打了四十年鱼，没学过什么大道理，只知道一件事。水往低处走，可是遇到坑，它不绕，它先把坑填满，填平了，再往前走。你急，坑不会变浅。</w:t>
+        <w:t xml:space="preserve"> (慢慢嚼着咸萝卜，看着台阶下面一条细细的积水沟) 小沈，我年轻时打过鱼，后来修了四十年船，没学过什么大道理，只知道一件事。水往低处走，可是遇到坑，它不绕，它先把坑填满，填平了，再往前走。你急，坑不会变浅。</w:t>
       </w:r>
     </w:p>
     <w:p>
